--- a/final-deliverables/SpaceX_Falcon9_Final_Report.docx
+++ b/final-deliverables/SpaceX_Falcon9_Final_Report.docx
@@ -1605,7 +1605,7 @@
           <w:b/>
           <w:i w:val="0"/>
         </w:rPr>
-        <w:t>A GitHub repository URL was not supplied. Add it to the presentation and report before submission, and confirm every notebook and the Dash source file are committed.</w:t>
+        <w:t>GitHub repository: https://github.com/TristinWen/spacex-falcon9-landing-prediction</w:t>
       </w:r>
     </w:p>
     <w:p>
